--- a/Dency_Desai_Resume.docx
+++ b/Dency_Desai_Resume.docx
@@ -75,7 +75,7 @@
         </w:rPr>
         <w:t xml:space="preserve">   |   </w:t>
       </w:r>
-      <w:hyperlink w:history="1" r:id="rIdilj1tfvhzghfzqalej9ae">
+      <w:hyperlink w:history="1" r:id="rIdjj5mbkdu7hyw_izyhja1g">
         <w:r>
           <w:rPr>
             <w:rFonts w:ascii="Arial" w:cs="Arial" w:eastAsia="Arial" w:hAnsi="Arial"/>
@@ -95,7 +95,7 @@
         </w:rPr>
         <w:t xml:space="preserve">   |   </w:t>
       </w:r>
-      <w:hyperlink w:history="1" r:id="rIdvkfhraab9qzhvipcm4pt3">
+      <w:hyperlink w:history="1" r:id="rId-whdbifxn0lgemkcjsyy9">
         <w:r>
           <w:rPr>
             <w:rFonts w:ascii="Arial" w:cs="Arial" w:eastAsia="Arial" w:hAnsi="Arial"/>
@@ -923,16 +923,16 @@
           <w:sz w:val="20"/>
           <w:szCs w:val="20"/>
         </w:rPr>
-        <w:t xml:space="preserve">Bachelor of Information Technology</w:t>
-      </w:r>
-      <w:r>
-        <w:rPr>
-          <w:rFonts w:ascii="Arial" w:cs="Arial" w:eastAsia="Arial" w:hAnsi="Arial"/>
-          <w:color w:val="222222"/>
-          <w:sz w:val="20"/>
-          <w:szCs w:val="20"/>
-        </w:rPr>
-        <w:t xml:space="preserve">  —  Gujarat Technological University, 2024 (Distinction)</w:t>
+        <w:t xml:space="preserve">Bachelor of Engineering (B.E.) in Information Technology</w:t>
+      </w:r>
+      <w:r>
+        <w:rPr>
+          <w:rFonts w:ascii="Arial" w:cs="Arial" w:eastAsia="Arial" w:hAnsi="Arial"/>
+          <w:color w:val="222222"/>
+          <w:sz w:val="20"/>
+          <w:szCs w:val="20"/>
+        </w:rPr>
+        <w:t xml:space="preserve">  —  Sarvajanik College of Engineering &amp; Technology, Gujarat Technological University, 2020–2024 (Distinction)</w:t>
       </w:r>
     </w:p>
     <w:sectPr>
